--- a/docs/Spline-DV_analytic_curve.docx
+++ b/docs/Spline-DV_analytic_curve.docx
@@ -5845,7 +5845,7 @@
           <w:sz w:val="20"/>
           <w:szCs w:val="20"/>
         </w:rPr>
-        <w:t xml:space="preserve">MATLAB/sc_analyticfit.m</w:t>
+        <w:t xml:space="preserve">sc_analyticfit</w:t>
       </w:r>
       <w:r>
         <w:t xml:space="preserve"> is a drop-in replacement for </w:t>
@@ -5870,7 +5870,40 @@
         <w:t xml:space="preserve">xyzFit(T.nearidx,:)</w:t>
       </w:r>
       <w:r>
-        <w:t xml:space="preserve"> call pattern:</w:t>
+        <w:t xml:space="preserve"> call pattern. It and the two-condition wrapper </w:t>
+      </w:r>
+      <w:r>
+        <w:rPr>
+          <w:rFonts w:ascii="Consolas" w:cs="Consolas" w:eastAsia="Consolas" w:hAnsi="Consolas"/>
+          <w:sz w:val="20"/>
+          <w:szCs w:val="20"/>
+        </w:rPr>
+        <w:t xml:space="preserve">sc_analyticfit2</w:t>
+      </w:r>
+      <w:r>
+        <w:t xml:space="preserve"> live in scGEAToolbox, beside </w:t>
+      </w:r>
+      <w:r>
+        <w:rPr>
+          <w:rFonts w:ascii="Consolas" w:cs="Consolas" w:eastAsia="Consolas" w:hAnsi="Consolas"/>
+          <w:sz w:val="20"/>
+          <w:szCs w:val="20"/>
+        </w:rPr>
+        <w:t xml:space="preserve">sc_splinefit</w:t>
+      </w:r>
+      <w:r>
+        <w:t xml:space="preserve"> and </w:t>
+      </w:r>
+      <w:r>
+        <w:rPr>
+          <w:rFonts w:ascii="Consolas" w:cs="Consolas" w:eastAsia="Consolas" w:hAnsi="Consolas"/>
+          <w:sz w:val="20"/>
+          <w:szCs w:val="20"/>
+        </w:rPr>
+        <w:t xml:space="preserve">sc_splinefit2</w:t>
+      </w:r>
+      <w:r>
+        <w:t xml:space="preserve">:</w:t>
       </w:r>
     </w:p>
     <w:p>
@@ -5906,6 +5939,39 @@
         <w:spacing w:after="140" w:line="288"/>
       </w:pPr>
       <w:r>
+        <w:t xml:space="preserve">For a two-condition comparison in one call, matching </w:t>
+      </w:r>
+      <w:r>
+        <w:rPr>
+          <w:rFonts w:ascii="Consolas" w:cs="Consolas" w:eastAsia="Consolas" w:hAnsi="Consolas"/>
+          <w:sz w:val="20"/>
+          <w:szCs w:val="20"/>
+        </w:rPr>
+        <w:t xml:space="preserve">sc_splinefit2</w:t>
+      </w:r>
+      <w:r>
+        <w:t xml:space="preserve">:</w:t>
+      </w:r>
+    </w:p>
+    <w:p>
+      <w:pPr>
+        <w:shd w:fill="F2F2F2" w:color="auto" w:val="clear"/>
+        <w:spacing w:after="80"/>
+      </w:pPr>
+      <w:r>
+        <w:rPr>
+          <w:rFonts w:ascii="Consolas" w:cs="Consolas" w:eastAsia="Consolas" w:hAnsi="Consolas"/>
+          <w:sz w:val="20"/>
+          <w:szCs w:val="20"/>
+        </w:rPr>
+        <w:t xml:space="preserve">[T, sx, sy, sz, d, params] = sc_analyticfit2(Xraw, Yraw, genelist);</w:t>
+      </w:r>
+    </w:p>
+    <w:p>
+      <w:pPr>
+        <w:spacing w:after="140" w:line="288"/>
+      </w:pPr>
+      <w:r>
         <w:t xml:space="preserve">Pass </w:t>
       </w:r>
       <w:r>
@@ -5950,7 +6016,7 @@
         <w:t xml:space="preserve">Dispersion=0</w:t>
       </w:r>
       <w:r>
-        <w:t xml:space="preserve"> gives the pure-Poisson technical null; the default fits </w:t>
+        <w:t xml:space="preserve"> gives the pure-Poisson technical null, a scalar forces one </w:t>
       </w:r>
       <m:oMath>
         <m:r>
@@ -5958,7 +6024,15 @@
         </m:r>
       </m:oMath>
       <w:r>
-        <w:t xml:space="preserve"> robustly by equation (16).</w:t>
+        <w:t xml:space="preserve"> on both conditions, and the default fits </w:t>
+      </w:r>
+      <m:oMath>
+        <m:r>
+          <m:t>φ</m:t>
+        </m:r>
+      </m:oMath>
+      <w:r>
+        <w:t xml:space="preserve"> robustly per condition by equation (16).</w:t>
       </w:r>
     </w:p>
     <w:sectPr>

--- a/docs/Spline-DV_analytic_curve.docx
+++ b/docs/Spline-DV_analytic_curve.docx
@@ -5803,7 +5803,17 @@
         </m:r>
       </m:oMath>
       <w:r>
-        <w:t xml:space="preserve"> and the library sizes, all of which are interpretable and separately estimable.</w:t>
+        <w:t xml:space="preserve"> and the library sizes, all of which are interpretable and separately estimable. This shows up directly in the Procrustes dissimilarity between the two conditions' curves, </w:t>
+      </w:r>
+      <w:r>
+        <w:rPr>
+          <w:b/>
+          <w:bCs/>
+        </w:rPr>
+        <w:t xml:space="preserve">0.0945 analytically against 0.9776 for the splines</w:t>
+      </w:r>
+      <w:r>
+        <w:t xml:space="preserve">: two analytic references stay inside a two-parameter family whatever the data does, whereas two independently fitted splines are free to take different shapes, and do. Both figures are computed with the curves paired by gene name — Procrustes on the raw fits compares mismatched genes, because each fit sorts genes by its own condition's statistics.</w:t>
       </w:r>
     </w:p>
     <w:p>
@@ -5964,7 +5974,7 @@
           <w:sz w:val="20"/>
           <w:szCs w:val="20"/>
         </w:rPr>
-        <w:t xml:space="preserve">[T, sx, sy, sz, d, params] = sc_analyticfit2(Xraw, Yraw, genelist);</w:t>
+        <w:t xml:space="preserve">[T, sx, sy, sz, d, genesfit, params] = sc_analyticfit2(Xraw, Yraw, genelist);</w:t>
       </w:r>
     </w:p>
     <w:p>
@@ -6033,6 +6043,138 @@
       </m:oMath>
       <w:r>
         <w:t xml:space="preserve"> robustly per condition by equation (16).</w:t>
+      </w:r>
+    </w:p>
+    <w:p>
+      <w:pPr>
+        <w:spacing w:after="140" w:line="288"/>
+      </w:pPr>
+      <w:r>
+        <w:rPr>
+          <w:rFonts w:ascii="Consolas" w:cs="Consolas" w:eastAsia="Consolas" w:hAnsi="Consolas"/>
+          <w:sz w:val="20"/>
+          <w:szCs w:val="20"/>
+        </w:rPr>
+        <w:t xml:space="preserve">sc_analyticfit2</w:t>
+      </w:r>
+      <w:r>
+        <w:t xml:space="preserve"> returns </w:t>
+      </w:r>
+      <w:r>
+        <w:rPr>
+          <w:rFonts w:ascii="Consolas" w:cs="Consolas" w:eastAsia="Consolas" w:hAnsi="Consolas"/>
+          <w:sz w:val="20"/>
+          <w:szCs w:val="20"/>
+        </w:rPr>
+        <w:t xml:space="preserve">sx</w:t>
+      </w:r>
+      <w:r>
+        <w:t xml:space="preserve">, </w:t>
+      </w:r>
+      <w:r>
+        <w:rPr>
+          <w:rFonts w:ascii="Consolas" w:cs="Consolas" w:eastAsia="Consolas" w:hAnsi="Consolas"/>
+          <w:sz w:val="20"/>
+          <w:szCs w:val="20"/>
+        </w:rPr>
+        <w:t xml:space="preserve">sy</w:t>
+      </w:r>
+      <w:r>
+        <w:t xml:space="preserve"> and </w:t>
+      </w:r>
+      <w:r>
+        <w:rPr>
+          <w:rFonts w:ascii="Consolas" w:cs="Consolas" w:eastAsia="Consolas" w:hAnsi="Consolas"/>
+          <w:sz w:val="20"/>
+          <w:szCs w:val="20"/>
+        </w:rPr>
+        <w:t xml:space="preserve">sz</w:t>
+      </w:r>
+      <w:r>
+        <w:t xml:space="preserve"> in the shared gene order </w:t>
+      </w:r>
+      <w:r>
+        <w:rPr>
+          <w:rFonts w:ascii="Consolas" w:cs="Consolas" w:eastAsia="Consolas" w:hAnsi="Consolas"/>
+          <w:sz w:val="20"/>
+          <w:szCs w:val="20"/>
+        </w:rPr>
+        <w:t xml:space="preserve">genesfit</w:t>
+      </w:r>
+      <w:r>
+        <w:t xml:space="preserve">, with </w:t>
+      </w:r>
+      <w:r>
+        <w:rPr>
+          <w:rFonts w:ascii="Consolas" w:cs="Consolas" w:eastAsia="Consolas" w:hAnsi="Consolas"/>
+          <w:sz w:val="20"/>
+          <w:szCs w:val="20"/>
+        </w:rPr>
+        <w:t xml:space="preserve">d</w:t>
+      </w:r>
+      <w:r>
+        <w:t xml:space="preserve"> the Procrustes dissimilarity, matching </w:t>
+      </w:r>
+      <w:r>
+        <w:rPr>
+          <w:rFonts w:ascii="Consolas" w:cs="Consolas" w:eastAsia="Consolas" w:hAnsi="Consolas"/>
+          <w:sz w:val="20"/>
+          <w:szCs w:val="20"/>
+        </w:rPr>
+        <w:t xml:space="preserve">sc_splinefit2</w:t>
+      </w:r>
+      <w:r>
+        <w:t xml:space="preserve">. Prefer </w:t>
+      </w:r>
+      <w:r>
+        <w:rPr>
+          <w:rFonts w:ascii="Consolas" w:cs="Consolas" w:eastAsia="Consolas" w:hAnsi="Consolas"/>
+          <w:sz w:val="20"/>
+          <w:szCs w:val="20"/>
+        </w:rPr>
+        <w:t xml:space="preserve">params</w:t>
+      </w:r>
+      <w:r>
+        <w:t xml:space="preserve"> to </w:t>
+      </w:r>
+      <w:r>
+        <w:rPr>
+          <w:rFonts w:ascii="Consolas" w:cs="Consolas" w:eastAsia="Consolas" w:hAnsi="Consolas"/>
+          <w:sz w:val="20"/>
+          <w:szCs w:val="20"/>
+        </w:rPr>
+        <w:t xml:space="preserve">d</w:t>
+      </w:r>
+      <w:r>
+        <w:t xml:space="preserve"> for judging how far apart the two references are: Procrustes may rotate and rescale, so it measures shape similarity after alignment rather than separation in the space the DV score lives in. The direct quantity is</w:t>
+      </w:r>
+    </w:p>
+    <w:p>
+      <w:pPr>
+        <w:shd w:fill="F2F2F2" w:color="auto" w:val="clear"/>
+        <w:spacing w:after="80"/>
+      </w:pPr>
+      <w:r>
+        <w:rPr>
+          <w:rFonts w:ascii="Consolas" w:cs="Consolas" w:eastAsia="Consolas" w:hAnsi="Consolas"/>
+          <w:sz w:val="20"/>
+          <w:szCs w:val="20"/>
+        </w:rPr>
+        <w:t xml:space="preserve">mu  = logspace(-3, 2, 500)';</w:t>
+      </w:r>
+    </w:p>
+    <w:p>
+      <w:pPr>
+        <w:shd w:fill="F2F2F2" w:color="auto" w:val="clear"/>
+        <w:spacing w:after="80"/>
+      </w:pPr>
+      <w:r>
+        <w:rPr>
+          <w:rFonts w:ascii="Consolas" w:cs="Consolas" w:eastAsia="Consolas" w:hAnsi="Consolas"/>
+          <w:sz w:val="20"/>
+          <w:szCs w:val="20"/>
+        </w:rPr>
+        <w:t xml:space="preserve">gap = max(abs(params.curve1.y(mu) - params.curve2.y(mu)));   % 0.1092</w:t>
       </w:r>
     </w:p>
     <w:sectPr>

--- a/docs/Spline-DV_analytic_curve.docx
+++ b/docs/Spline-DV_analytic_curve.docx
@@ -1197,6 +1197,466 @@
       </m:oMath>
       <w:r>
         <w:t xml:space="preserve"> = 1.997 and 1.597.</w:t>
+      </w:r>
+    </w:p>
+    <w:p>
+      <w:pPr>
+        <w:pStyle w:val="Heading2"/>
+        <w:spacing w:after="120" w:before="240"/>
+      </w:pPr>
+      <w:r>
+        <w:t xml:space="preserve">4.1 On the divisor</w:t>
+      </w:r>
+    </w:p>
+    <w:p>
+      <w:pPr>
+        <w:spacing w:after="140" w:line="288"/>
+      </w:pPr>
+      <w:r>
+        <w:t xml:space="preserve">The step above uses the population variance, while the pipeline calls </w:t>
+      </w:r>
+      <w:r>
+        <w:rPr>
+          <w:rFonts w:ascii="Consolas" w:cs="Consolas" w:eastAsia="Consolas" w:hAnsi="Consolas"/>
+          <w:sz w:val="20"/>
+          <w:szCs w:val="20"/>
+        </w:rPr>
+        <w:t xml:space="preserve">std(X,0,·)</w:t>
+      </w:r>
+      <w:r>
+        <w:t xml:space="preserve">, which divides by </w:t>
+      </w:r>
+      <m:oMath>
+        <m:r>
+          <m:t>N − 1</m:t>
+        </m:r>
+      </m:oMath>
+      <w:r>
+        <w:t xml:space="preserve">. That is exactly what makes </w:t>
+      </w:r>
+      <m:oMath>
+        <m:r>
+          <m:t>α</m:t>
+        </m:r>
+      </m:oMath>
+      <w:r>
+        <w:t xml:space="preserve"> correct rather than approximately correct. For independent </w:t>
+      </w:r>
+      <m:oMath>
+        <m:sSub>
+          <m:sSubPr/>
+          <m:e>
+            <m:r>
+              <m:t>X</m:t>
+            </m:r>
+          </m:e>
+          <m:sub>
+            <m:r>
+              <m:t>j</m:t>
+            </m:r>
+          </m:sub>
+        </m:sSub>
+      </m:oMath>
+      <w:r>
+        <w:t xml:space="preserve"> with a common mean but per-cell variances </w:t>
+      </w:r>
+      <m:oMath>
+        <m:sSup>
+          <m:sSupPr/>
+          <m:e>
+            <m:sSub>
+              <m:sSubPr/>
+              <m:e>
+                <m:r>
+                  <m:t>σ</m:t>
+                </m:r>
+              </m:e>
+              <m:sub>
+                <m:r>
+                  <m:t>j</m:t>
+                </m:r>
+              </m:sub>
+            </m:sSub>
+          </m:e>
+          <m:sup>
+            <m:r>
+              <m:t>2</m:t>
+            </m:r>
+          </m:sup>
+        </m:sSup>
+      </m:oMath>
+      <w:r>
+        <w:t xml:space="preserve">, and </w:t>
+      </w:r>
+      <m:oMath>
+        <m:r>
+          <m:t>m</m:t>
+        </m:r>
+      </m:oMath>
+      <w:r>
+        <w:t xml:space="preserve"> the sample mean,</w:t>
+      </w:r>
+    </w:p>
+    <w:p>
+      <w:pPr>
+        <w:spacing w:after="180" w:before="60"/>
+        <w:jc w:val="center"/>
+      </w:pPr>
+      <m:oMath>
+        <m:r>
+          <m:rPr>
+            <m:nor/>
+          </m:rPr>
+          <m:t xml:space="preserve">E</m:t>
+        </m:r>
+        <m:d>
+          <m:dPr>
+            <m:begChr m:val="["/>
+            <m:endChr m:val="]"/>
+          </m:dPr>
+          <m:e>
+            <m:nary>
+              <m:naryPr>
+                <m:chr m:val="∑"/>
+                <m:limLoc m:val="undOvr"/>
+              </m:naryPr>
+              <m:sub>
+                <m:r>
+                  <m:t>j=1</m:t>
+                </m:r>
+              </m:sub>
+              <m:sup>
+                <m:r>
+                  <m:t>n</m:t>
+                </m:r>
+              </m:sup>
+              <m:e>
+                <m:sSup>
+                  <m:sSupPr/>
+                  <m:e>
+                    <m:d>
+                      <m:dPr/>
+                      <m:e>
+                        <m:sSub>
+                          <m:sSubPr/>
+                          <m:e>
+                            <m:r>
+                              <m:t>X</m:t>
+                            </m:r>
+                          </m:e>
+                          <m:sub>
+                            <m:r>
+                              <m:t>j</m:t>
+                            </m:r>
+                          </m:sub>
+                        </m:sSub>
+                        <m:r>
+                          <m:t> − </m:t>
+                        </m:r>
+                        <m:r>
+                          <m:t>m</m:t>
+                        </m:r>
+                      </m:e>
+                    </m:d>
+                  </m:e>
+                  <m:sup>
+                    <m:r>
+                      <m:t>2</m:t>
+                    </m:r>
+                  </m:sup>
+                </m:sSup>
+              </m:e>
+            </m:nary>
+          </m:e>
+        </m:d>
+        <m:r>
+          <m:t> = </m:t>
+        </m:r>
+        <m:d>
+          <m:dPr/>
+          <m:e>
+            <m:r>
+              <m:t>1 − </m:t>
+            </m:r>
+            <m:f>
+              <m:num>
+                <m:r>
+                  <m:t>1</m:t>
+                </m:r>
+              </m:num>
+              <m:den>
+                <m:r>
+                  <m:t>n</m:t>
+                </m:r>
+              </m:den>
+            </m:f>
+          </m:e>
+        </m:d>
+        <m:nary>
+          <m:naryPr>
+            <m:chr m:val="∑"/>
+            <m:limLoc m:val="undOvr"/>
+          </m:naryPr>
+          <m:sub>
+            <m:r>
+              <m:t>j=1</m:t>
+            </m:r>
+          </m:sub>
+          <m:sup>
+            <m:r>
+              <m:t>n</m:t>
+            </m:r>
+          </m:sup>
+          <m:e>
+            <m:sSup>
+              <m:sSupPr/>
+              <m:e>
+                <m:sSub>
+                  <m:sSubPr/>
+                  <m:e>
+                    <m:r>
+                      <m:t>σ</m:t>
+                    </m:r>
+                  </m:e>
+                  <m:sub>
+                    <m:r>
+                      <m:t>j</m:t>
+                    </m:r>
+                  </m:sub>
+                </m:sSub>
+              </m:e>
+              <m:sup>
+                <m:r>
+                  <m:t>2</m:t>
+                </m:r>
+              </m:sup>
+            </m:sSup>
+          </m:e>
+        </m:nary>
+      </m:oMath>
+    </w:p>
+    <w:p>
+      <w:pPr>
+        <w:spacing w:after="140" w:line="288"/>
+      </w:pPr>
+      <w:r>
+        <w:t xml:space="preserve">and therefore</w:t>
+      </w:r>
+    </w:p>
+    <w:p>
+      <w:pPr>
+        <w:spacing w:after="180" w:before="60"/>
+        <w:jc w:val="center"/>
+      </w:pPr>
+      <m:oMath>
+        <m:r>
+          <m:rPr>
+            <m:nor/>
+          </m:rPr>
+          <m:t xml:space="preserve">E</m:t>
+        </m:r>
+        <m:d>
+          <m:dPr>
+            <m:begChr m:val="["/>
+            <m:endChr m:val="]"/>
+          </m:dPr>
+          <m:e>
+            <m:f>
+              <m:num>
+                <m:r>
+                  <m:t>1</m:t>
+                </m:r>
+              </m:num>
+              <m:den>
+                <m:r>
+                  <m:t>n − 1</m:t>
+                </m:r>
+              </m:den>
+            </m:f>
+            <m:nary>
+              <m:naryPr>
+                <m:chr m:val="∑"/>
+                <m:limLoc m:val="undOvr"/>
+              </m:naryPr>
+              <m:sub>
+                <m:r>
+                  <m:t>j=1</m:t>
+                </m:r>
+              </m:sub>
+              <m:sup>
+                <m:r>
+                  <m:t>n</m:t>
+                </m:r>
+              </m:sup>
+              <m:e>
+                <m:sSup>
+                  <m:sSupPr/>
+                  <m:e>
+                    <m:d>
+                      <m:dPr/>
+                      <m:e>
+                        <m:sSub>
+                          <m:sSubPr/>
+                          <m:e>
+                            <m:r>
+                              <m:t>X</m:t>
+                            </m:r>
+                          </m:e>
+                          <m:sub>
+                            <m:r>
+                              <m:t>j</m:t>
+                            </m:r>
+                          </m:sub>
+                        </m:sSub>
+                        <m:r>
+                          <m:t> − </m:t>
+                        </m:r>
+                        <m:r>
+                          <m:t>m</m:t>
+                        </m:r>
+                      </m:e>
+                    </m:d>
+                  </m:e>
+                  <m:sup>
+                    <m:r>
+                      <m:t>2</m:t>
+                    </m:r>
+                  </m:sup>
+                </m:sSup>
+              </m:e>
+            </m:nary>
+          </m:e>
+        </m:d>
+        <m:r>
+          <m:t> = </m:t>
+        </m:r>
+        <m:f>
+          <m:num>
+            <m:r>
+              <m:t>1</m:t>
+            </m:r>
+          </m:num>
+          <m:den>
+            <m:r>
+              <m:t>n</m:t>
+            </m:r>
+          </m:den>
+        </m:f>
+        <m:nary>
+          <m:naryPr>
+            <m:chr m:val="∑"/>
+            <m:limLoc m:val="undOvr"/>
+          </m:naryPr>
+          <m:sub>
+            <m:r>
+              <m:t>j=1</m:t>
+            </m:r>
+          </m:sub>
+          <m:sup>
+            <m:r>
+              <m:t>n</m:t>
+            </m:r>
+          </m:sup>
+          <m:e>
+            <m:sSup>
+              <m:sSupPr/>
+              <m:e>
+                <m:sSub>
+                  <m:sSubPr/>
+                  <m:e>
+                    <m:r>
+                      <m:t>σ</m:t>
+                    </m:r>
+                  </m:e>
+                  <m:sub>
+                    <m:r>
+                      <m:t>j</m:t>
+                    </m:r>
+                  </m:sub>
+                </m:sSub>
+              </m:e>
+              <m:sup>
+                <m:r>
+                  <m:t>2</m:t>
+                </m:r>
+              </m:sup>
+            </m:sSup>
+          </m:e>
+        </m:nary>
+      </m:oMath>
+    </w:p>
+    <w:p>
+      <w:pPr>
+        <w:spacing w:after="140" w:line="288"/>
+      </w:pPr>
+      <w:r>
+        <w:t xml:space="preserve">with no remainder of order </w:t>
+      </w:r>
+      <m:oMath>
+        <m:r>
+          <m:t>1/n</m:t>
+        </m:r>
+      </m:oMath>
+      <w:r>
+        <w:t xml:space="preserve">. Simulated on a synthetic Poisson gene at </w:t>
+      </w:r>
+      <m:oMath>
+        <m:r>
+          <m:t>μ = 1</m:t>
+        </m:r>
+      </m:oMath>
+      <w:r>
+        <w:t xml:space="preserve"> CP10K over 2000 replicates, the mean sample variance is 1.99850 against </w:t>
+      </w:r>
+      <m:oMath>
+        <m:sSup>
+          <m:sSupPr/>
+          <m:e>
+            <m:r>
+              <m:t>c</m:t>
+            </m:r>
+          </m:e>
+          <m:sup>
+            <m:r>
+              <m:t>2</m:t>
+            </m:r>
+          </m:sup>
+        </m:sSup>
+        <m:r>
+          <m:t>λ</m:t>
+        </m:r>
+      </m:oMath>
+      <w:r>
+        <w:t xml:space="preserve"> times the mean of </w:t>
+      </w:r>
+      <m:oMath>
+        <m:r>
+          <m:t>1/</m:t>
+        </m:r>
+        <m:sSub>
+          <m:sSubPr/>
+          <m:e>
+            <m:r>
+              <m:t>L</m:t>
+            </m:r>
+          </m:e>
+          <m:sub>
+            <m:r>
+              <m:t>j</m:t>
+            </m:r>
+          </m:sub>
+        </m:sSub>
+      </m:oMath>
+      <w:r>
+        <w:t xml:space="preserve"> = 1.99729, a 0.06% gap that is Monte Carlo noise. So </w:t>
+      </w:r>
+      <m:oMath>
+        <m:r>
+          <m:t>α</m:t>
+        </m:r>
+      </m:oMath>
+      <w:r>
+        <w:t xml:space="preserve"> needs no finite-sample correction.</w:t>
       </w:r>
     </w:p>
     <w:p>

--- a/docs/Spline-DV_analytic_curve.docx
+++ b/docs/Spline-DV_analytic_curve.docx
@@ -139,6 +139,1886 @@
       </w:pPr>
       <w:r>
         <w:t xml:space="preserve">The curve does not have to be estimated nonparametrically. Under the standard count model for droplet scRNA-seq it has a closed form with one fitted parameter, and its dropout coordinate has a closed form with none.</w:t>
+      </w:r>
+    </w:p>
+    <w:p>
+      <w:pPr>
+        <w:pStyle w:val="Heading1"/>
+        <w:spacing w:after="160" w:before="320"/>
+      </w:pPr>
+      <w:r>
+        <w:t xml:space="preserve">How it works, step by step</w:t>
+      </w:r>
+    </w:p>
+    <w:p>
+      <w:pPr>
+        <w:spacing w:after="180" w:line="288"/>
+      </w:pPr>
+      <w:r>
+        <w:rPr>
+          <w:i/>
+          <w:iCs/>
+          <w:color w:val="444444"/>
+        </w:rPr>
+        <w:t xml:space="preserve">A walkthrough from raw counts, using sample 1 of the bundled data. The formal derivation begins in Section 2.</w:t>
+      </w:r>
+    </w:p>
+    <w:p>
+      <w:pPr>
+        <w:spacing w:after="140" w:line="288"/>
+      </w:pPr>
+      <w:r>
+        <w:rPr>
+          <w:b/>
+          <w:bCs/>
+        </w:rPr>
+        <w:t xml:space="preserve">Step 0 — what you have. </w:t>
+      </w:r>
+      <w:r>
+        <w:t xml:space="preserve">A UMI matrix </w:t>
+      </w:r>
+      <m:oMath>
+        <m:r>
+          <m:t>K</m:t>
+        </m:r>
+      </m:oMath>
+      <w:r>
+        <w:t xml:space="preserve">, integers, genes by cells. After QC, 9,654 × 994. Nothing else.</w:t>
+      </w:r>
+    </w:p>
+    <w:p>
+      <w:pPr>
+        <w:spacing w:after="140" w:line="288"/>
+      </w:pPr>
+      <w:r>
+        <w:rPr>
+          <w:b/>
+          <w:bCs/>
+        </w:rPr>
+        <w:t xml:space="preserve">Step 1 — the column sums are the important part. </w:t>
+      </w:r>
+      <m:oMath>
+        <m:sSub>
+          <m:sSubPr/>
+          <m:e>
+            <m:r>
+              <m:t>L</m:t>
+            </m:r>
+          </m:e>
+          <m:sub>
+            <m:r>
+              <m:t>j</m:t>
+            </m:r>
+          </m:sub>
+        </m:sSub>
+        <m:r>
+          <m:t> = </m:t>
+        </m:r>
+        <m:nary>
+          <m:naryPr>
+            <m:chr m:val="∑"/>
+            <m:limLoc m:val="undOvr"/>
+            <m:supHide m:val="1"/>
+          </m:naryPr>
+          <m:sub>
+            <m:r>
+              <m:t>i</m:t>
+            </m:r>
+          </m:sub>
+          <m:e>
+            <m:sSub>
+              <m:sSubPr/>
+              <m:e>
+                <m:r>
+                  <m:t>K</m:t>
+                </m:r>
+              </m:e>
+              <m:sub>
+                <m:r>
+                  <m:t>ij</m:t>
+                </m:r>
+              </m:sub>
+            </m:sSub>
+          </m:e>
+        </m:nary>
+      </m:oMath>
+      <w:r>
+        <w:t xml:space="preserve">, the library size of each cell; median 5,011 here. This one vector determines almost the whole reference curve, which is the part that is not obvious until the derivation is done.</w:t>
+      </w:r>
+    </w:p>
+    <w:p>
+      <w:pPr>
+        <w:spacing w:after="140" w:line="288"/>
+      </w:pPr>
+      <w:r>
+        <w:rPr>
+          <w:b/>
+          <w:bCs/>
+        </w:rPr>
+        <w:t xml:space="preserve">Step 2 — normalize, and notice what it does not do. </w:t>
+      </w:r>
+      <m:oMath>
+        <m:sSub>
+          <m:sSubPr/>
+          <m:e>
+            <m:r>
+              <m:t>X</m:t>
+            </m:r>
+          </m:e>
+          <m:sub>
+            <m:r>
+              <m:t>ij</m:t>
+            </m:r>
+          </m:sub>
+        </m:sSub>
+        <m:r>
+          <m:t> = c </m:t>
+        </m:r>
+        <m:f>
+          <m:num>
+            <m:sSub>
+              <m:sSubPr/>
+              <m:e>
+                <m:r>
+                  <m:t>K</m:t>
+                </m:r>
+              </m:e>
+              <m:sub>
+                <m:r>
+                  <m:t>ij</m:t>
+                </m:r>
+              </m:sub>
+            </m:sSub>
+          </m:num>
+          <m:den>
+            <m:sSub>
+              <m:sSubPr/>
+              <m:e>
+                <m:r>
+                  <m:t>L</m:t>
+                </m:r>
+              </m:e>
+              <m:sub>
+                <m:r>
+                  <m:t>j</m:t>
+                </m:r>
+              </m:sub>
+            </m:sSub>
+          </m:den>
+        </m:f>
+      </m:oMath>
+      <w:r>
+        <w:t xml:space="preserve"> puts deep and shallow cells on a common scale. But </w:t>
+      </w:r>
+      <w:r>
+        <w:rPr>
+          <w:b/>
+          <w:bCs/>
+        </w:rPr>
+        <w:t xml:space="preserve">zeros are untouched</w:t>
+      </w:r>
+      <w:r>
+        <w:t xml:space="preserve"> — dividing by a positive number can neither create nor destroy one. That is what makes the dropout coordinate free.</w:t>
+      </w:r>
+    </w:p>
+    <w:p>
+      <w:pPr>
+        <w:spacing w:after="140" w:line="288"/>
+      </w:pPr>
+      <w:r>
+        <w:rPr>
+          <w:b/>
+          <w:bCs/>
+        </w:rPr>
+        <w:t xml:space="preserve">Step 3 — three numbers per gene. </w:t>
+      </w:r>
+      <w:r>
+        <w:t xml:space="preserve">Mean, </w:t>
+      </w:r>
+      <m:oMath>
+        <m:sSub>
+          <m:sSubPr/>
+          <m:e>
+            <m:r>
+              <m:t>C</m:t>
+            </m:r>
+          </m:e>
+          <m:sub>
+            <m:r>
+              <m:t>σ</m:t>
+            </m:r>
+          </m:sub>
+        </m:sSub>
+        <m:r>
+          <m:t> = std / mean</m:t>
+        </m:r>
+      </m:oMath>
+      <w:r>
+        <w:t xml:space="preserve">, and the fraction of cells with a zero count. That is the cloud the method works in.</w:t>
+      </w:r>
+    </w:p>
+    <w:p>
+      <w:pPr>
+        <w:spacing w:after="140" w:line="288"/>
+      </w:pPr>
+      <w:r>
+        <w:rPr>
+          <w:b/>
+          <w:bCs/>
+        </w:rPr>
+        <w:t xml:space="preserve">Step 4 — ask what an ordinary gene would look like. </w:t>
+      </w:r>
+      <w:r>
+        <w:t xml:space="preserve">Gene </w:t>
+      </w:r>
+      <m:oMath>
+        <m:r>
+          <m:t>i</m:t>
+        </m:r>
+      </m:oMath>
+      <w:r>
+        <w:t xml:space="preserve"> has a transcriptome share </w:t>
+      </w:r>
+      <m:oMath>
+        <m:sSub>
+          <m:sSubPr/>
+          <m:e>
+            <m:r>
+              <m:t>λ</m:t>
+            </m:r>
+          </m:e>
+          <m:sub>
+            <m:r>
+              <m:t>i</m:t>
+            </m:r>
+          </m:sub>
+        </m:sSub>
+      </m:oMath>
+      <w:r>
+        <w:t xml:space="preserve">, cell </w:t>
+      </w:r>
+      <m:oMath>
+        <m:r>
+          <m:t>j</m:t>
+        </m:r>
+      </m:oMath>
+      <w:r>
+        <w:t xml:space="preserve"> samples </w:t>
+      </w:r>
+      <m:oMath>
+        <m:sSub>
+          <m:sSubPr/>
+          <m:e>
+            <m:r>
+              <m:t>L</m:t>
+            </m:r>
+          </m:e>
+          <m:sub>
+            <m:r>
+              <m:t>j</m:t>
+            </m:r>
+          </m:sub>
+        </m:sSub>
+      </m:oMath>
+      <w:r>
+        <w:t xml:space="preserve"> molecules:</w:t>
+      </w:r>
+    </w:p>
+    <w:p>
+      <w:pPr>
+        <w:spacing w:after="180" w:before="60"/>
+        <w:jc w:val="center"/>
+      </w:pPr>
+      <m:oMath>
+        <m:r>
+          <m:rPr>
+            <m:nor/>
+          </m:rPr>
+          <m:t xml:space="preserve">E</m:t>
+        </m:r>
+        <m:d>
+          <m:dPr>
+            <m:begChr m:val="["/>
+            <m:endChr m:val="]"/>
+          </m:dPr>
+          <m:e>
+            <m:sSub>
+              <m:sSubPr/>
+              <m:e>
+                <m:r>
+                  <m:t>K</m:t>
+                </m:r>
+              </m:e>
+              <m:sub>
+                <m:r>
+                  <m:t>ij</m:t>
+                </m:r>
+              </m:sub>
+            </m:sSub>
+          </m:e>
+        </m:d>
+        <m:r>
+          <m:t> = </m:t>
+        </m:r>
+        <m:sSub>
+          <m:sSubPr/>
+          <m:e>
+            <m:r>
+              <m:t>L</m:t>
+            </m:r>
+          </m:e>
+          <m:sub>
+            <m:r>
+              <m:t>j</m:t>
+            </m:r>
+          </m:sub>
+        </m:sSub>
+        <m:sSub>
+          <m:sSubPr/>
+          <m:e>
+            <m:r>
+              <m:t>λ</m:t>
+            </m:r>
+          </m:e>
+          <m:sub>
+            <m:r>
+              <m:t>i</m:t>
+            </m:r>
+          </m:sub>
+        </m:sSub>
+        <m:r>
+          <m:t>,       Var</m:t>
+        </m:r>
+        <m:d>
+          <m:dPr/>
+          <m:e>
+            <m:sSub>
+              <m:sSubPr/>
+              <m:e>
+                <m:r>
+                  <m:t>K</m:t>
+                </m:r>
+              </m:e>
+              <m:sub>
+                <m:r>
+                  <m:t>ij</m:t>
+                </m:r>
+              </m:sub>
+            </m:sSub>
+          </m:e>
+        </m:d>
+        <m:r>
+          <m:t> = </m:t>
+        </m:r>
+        <m:sSub>
+          <m:sSubPr/>
+          <m:e>
+            <m:r>
+              <m:t>L</m:t>
+            </m:r>
+          </m:e>
+          <m:sub>
+            <m:r>
+              <m:t>j</m:t>
+            </m:r>
+          </m:sub>
+        </m:sSub>
+        <m:sSub>
+          <m:sSubPr/>
+          <m:e>
+            <m:r>
+              <m:t>λ</m:t>
+            </m:r>
+          </m:e>
+          <m:sub>
+            <m:r>
+              <m:t>i</m:t>
+            </m:r>
+          </m:sub>
+        </m:sSub>
+        <m:r>
+          <m:t> + φ </m:t>
+        </m:r>
+        <m:sSup>
+          <m:sSupPr/>
+          <m:e>
+            <m:d>
+              <m:dPr/>
+              <m:e>
+                <m:sSub>
+                  <m:sSubPr/>
+                  <m:e>
+                    <m:r>
+                      <m:t>L</m:t>
+                    </m:r>
+                  </m:e>
+                  <m:sub>
+                    <m:r>
+                      <m:t>j</m:t>
+                    </m:r>
+                  </m:sub>
+                </m:sSub>
+                <m:sSub>
+                  <m:sSubPr/>
+                  <m:e>
+                    <m:r>
+                      <m:t>λ</m:t>
+                    </m:r>
+                  </m:e>
+                  <m:sub>
+                    <m:r>
+                      <m:t>i</m:t>
+                    </m:r>
+                  </m:sub>
+                </m:sSub>
+              </m:e>
+            </m:d>
+          </m:e>
+          <m:sup>
+            <m:r>
+              <m:t>2</m:t>
+            </m:r>
+          </m:sup>
+        </m:sSup>
+      </m:oMath>
+    </w:p>
+    <w:p>
+      <w:pPr>
+        <w:spacing w:after="140" w:line="288"/>
+      </w:pPr>
+      <w:r>
+        <w:t xml:space="preserve">One number per gene, </w:t>
+      </w:r>
+      <m:oMath>
+        <m:sSub>
+          <m:sSubPr/>
+          <m:e>
+            <m:r>
+              <m:t>λ</m:t>
+            </m:r>
+          </m:e>
+          <m:sub>
+            <m:r>
+              <m:t>i</m:t>
+            </m:r>
+          </m:sub>
+        </m:sSub>
+      </m:oMath>
+      <w:r>
+        <w:t xml:space="preserve">; one number for the whole dataset, </w:t>
+      </w:r>
+      <m:oMath>
+        <m:r>
+          <m:t>φ</m:t>
+        </m:r>
+      </m:oMath>
+      <w:r>
+        <w:t xml:space="preserve"> — how much more variable than pure sampling noise.</w:t>
+      </w:r>
+    </w:p>
+    <w:p>
+      <w:pPr>
+        <w:spacing w:after="140" w:line="288"/>
+      </w:pPr>
+      <w:r>
+        <w:rPr>
+          <w:b/>
+          <w:bCs/>
+        </w:rPr>
+        <w:t xml:space="preserve">Step 5 — the mean coordinate collapses. </w:t>
+      </w:r>
+      <m:oMath>
+        <m:r>
+          <m:rPr>
+            <m:nor/>
+          </m:rPr>
+          <m:t xml:space="preserve">E</m:t>
+        </m:r>
+        <m:d>
+          <m:dPr>
+            <m:begChr m:val="["/>
+            <m:endChr m:val="]"/>
+          </m:dPr>
+          <m:e>
+            <m:sSub>
+              <m:sSubPr/>
+              <m:e>
+                <m:r>
+                  <m:t>X</m:t>
+                </m:r>
+              </m:e>
+              <m:sub>
+                <m:r>
+                  <m:t>ij</m:t>
+                </m:r>
+              </m:sub>
+            </m:sSub>
+          </m:e>
+        </m:d>
+        <m:r>
+          <m:t> = c</m:t>
+        </m:r>
+        <m:sSub>
+          <m:sSubPr/>
+          <m:e>
+            <m:r>
+              <m:t>λ</m:t>
+            </m:r>
+          </m:e>
+          <m:sub>
+            <m:r>
+              <m:t>i</m:t>
+            </m:r>
+          </m:sub>
+        </m:sSub>
+      </m:oMath>
+      <w:r>
+        <w:t xml:space="preserve">, the same in every cell, deep or shallow. Normalization has done its job, and </w:t>
+      </w:r>
+      <m:oMath>
+        <m:sSub>
+          <m:sSubPr/>
+          <m:e>
+            <m:r>
+              <m:t>μ</m:t>
+            </m:r>
+          </m:e>
+          <m:sub>
+            <m:r>
+              <m:t>i</m:t>
+            </m:r>
+          </m:sub>
+        </m:sSub>
+        <m:r>
+          <m:t> = c</m:t>
+        </m:r>
+        <m:sSub>
+          <m:sSubPr/>
+          <m:e>
+            <m:r>
+              <m:t>λ</m:t>
+            </m:r>
+          </m:e>
+          <m:sub>
+            <m:r>
+              <m:t>i</m:t>
+            </m:r>
+          </m:sub>
+        </m:sSub>
+      </m:oMath>
+      <w:r>
+        <w:t xml:space="preserve"> simply re-reads the rate.</w:t>
+      </w:r>
+    </w:p>
+    <w:p>
+      <w:pPr>
+        <w:spacing w:after="140" w:line="288"/>
+      </w:pPr>
+      <w:r>
+        <w:rPr>
+          <w:b/>
+          <w:bCs/>
+        </w:rPr>
+        <w:t xml:space="preserve">Step 6 — the CV coordinate, the key step. </w:t>
+      </w:r>
+      <w:r>
+        <w:t xml:space="preserve">Every cell now has the same mean but a different variance, because a deeper cell measures the gene more precisely. So the pooled variance is the average of the per-cell variances, and dividing by the square of the mean makes the rates cancel:</w:t>
+      </w:r>
+    </w:p>
+    <w:p>
+      <w:pPr>
+        <w:spacing w:after="180" w:before="60"/>
+        <w:jc w:val="center"/>
+      </w:pPr>
+      <m:oMath>
+        <m:sSup>
+          <m:sSupPr/>
+          <m:e>
+            <m:sSub>
+              <m:sSubPr/>
+              <m:e>
+                <m:r>
+                  <m:t>C</m:t>
+                </m:r>
+              </m:e>
+              <m:sub>
+                <m:r>
+                  <m:t>σ</m:t>
+                </m:r>
+              </m:sub>
+            </m:sSub>
+          </m:e>
+          <m:sup>
+            <m:r>
+              <m:t>2</m:t>
+            </m:r>
+          </m:sup>
+        </m:sSup>
+        <m:r>
+          <m:t> = </m:t>
+        </m:r>
+        <m:f>
+          <m:num>
+            <m:r>
+              <m:t>α</m:t>
+            </m:r>
+          </m:num>
+          <m:den>
+            <m:r>
+              <m:t>μ</m:t>
+            </m:r>
+          </m:den>
+        </m:f>
+        <m:r>
+          <m:t> + φ,        α = </m:t>
+        </m:r>
+        <m:f>
+          <m:num>
+            <m:r>
+              <m:t>c</m:t>
+            </m:r>
+          </m:num>
+          <m:den>
+            <m:r>
+              <m:t>n</m:t>
+            </m:r>
+          </m:den>
+        </m:f>
+        <m:nary>
+          <m:naryPr>
+            <m:chr m:val="∑"/>
+            <m:limLoc m:val="undOvr"/>
+          </m:naryPr>
+          <m:sub>
+            <m:r>
+              <m:t>j=1</m:t>
+            </m:r>
+          </m:sub>
+          <m:sup>
+            <m:r>
+              <m:t>n</m:t>
+            </m:r>
+          </m:sup>
+          <m:e>
+            <m:f>
+              <m:num>
+                <m:r>
+                  <m:t>1</m:t>
+                </m:r>
+              </m:num>
+              <m:den>
+                <m:sSub>
+                  <m:sSubPr/>
+                  <m:e>
+                    <m:r>
+                      <m:t>L</m:t>
+                    </m:r>
+                  </m:e>
+                  <m:sub>
+                    <m:r>
+                      <m:t>j</m:t>
+                    </m:r>
+                  </m:sub>
+                </m:sSub>
+              </m:den>
+            </m:f>
+          </m:e>
+        </m:nary>
+      </m:oMath>
+    </w:p>
+    <w:p>
+      <w:pPr>
+        <w:spacing w:after="140" w:line="288"/>
+      </w:pPr>
+      <w:r>
+        <w:t xml:space="preserve">Read it as two terms. </w:t>
+      </w:r>
+      <m:oMath>
+        <m:f>
+          <m:num>
+            <m:r>
+              <m:t>α</m:t>
+            </m:r>
+          </m:num>
+          <m:den>
+            <m:r>
+              <m:t>μ</m:t>
+            </m:r>
+          </m:den>
+        </m:f>
+      </m:oMath>
+      <w:r>
+        <w:t xml:space="preserve"> is the </w:t>
+      </w:r>
+      <w:r>
+        <w:rPr>
+          <w:b/>
+          <w:bCs/>
+        </w:rPr>
+        <w:t xml:space="preserve">counting-statistics floor</w:t>
+      </w:r>
+      <w:r>
+        <w:t xml:space="preserve"> — a rare gene cannot be measured precisely, whatever the biology — and </w:t>
+      </w:r>
+      <m:oMath>
+        <m:r>
+          <m:t>φ</m:t>
+        </m:r>
+      </m:oMath>
+      <w:r>
+        <w:t xml:space="preserve"> is the biology on top. Here </w:t>
+      </w:r>
+      <m:oMath>
+        <m:r>
+          <m:t>α</m:t>
+        </m:r>
+      </m:oMath>
+      <w:r>
+        <w:t xml:space="preserve"> = 1.9973, straight from the library sizes, nothing fitted.</w:t>
+      </w:r>
+    </w:p>
+    <w:p>
+      <w:pPr>
+        <w:spacing w:after="140" w:line="288"/>
+      </w:pPr>
+      <w:r>
+        <w:rPr>
+          <w:b/>
+          <w:bCs/>
+        </w:rPr>
+        <w:t xml:space="preserve">Step 7 — the dropout coordinate is free. </w:t>
+      </w:r>
+      <w:r>
+        <w:t xml:space="preserve">Zeros live on the raw counts, so </w:t>
+      </w:r>
+      <m:oMath>
+        <m:r>
+          <m:rPr>
+            <m:nor/>
+          </m:rPr>
+          <m:t xml:space="preserve">P</m:t>
+        </m:r>
+        <m:d>
+          <m:dPr/>
+          <m:e>
+            <m:sSub>
+              <m:sSubPr/>
+              <m:e>
+                <m:r>
+                  <m:t>K</m:t>
+                </m:r>
+              </m:e>
+              <m:sub>
+                <m:r>
+                  <m:t>ij</m:t>
+                </m:r>
+              </m:sub>
+            </m:sSub>
+            <m:r>
+              <m:t> = 0</m:t>
+            </m:r>
+          </m:e>
+        </m:d>
+        <m:r>
+          <m:t> = </m:t>
+        </m:r>
+        <m:sSup>
+          <m:sSupPr/>
+          <m:e>
+            <m:r>
+              <m:rPr>
+                <m:nor/>
+              </m:rPr>
+              <m:t xml:space="preserve">e</m:t>
+            </m:r>
+          </m:e>
+          <m:sup>
+            <m:r>
+              <m:t>−</m:t>
+            </m:r>
+            <m:sSub>
+              <m:sSubPr/>
+              <m:e>
+                <m:r>
+                  <m:t>L</m:t>
+                </m:r>
+              </m:e>
+              <m:sub>
+                <m:r>
+                  <m:t>j</m:t>
+                </m:r>
+              </m:sub>
+            </m:sSub>
+            <m:sSub>
+              <m:sSubPr/>
+              <m:e>
+                <m:r>
+                  <m:t>λ</m:t>
+                </m:r>
+              </m:e>
+              <m:sub>
+                <m:r>
+                  <m:t>i</m:t>
+                </m:r>
+              </m:sub>
+            </m:sSub>
+          </m:sup>
+        </m:sSup>
+      </m:oMath>
+      <w:r>
+        <w:t xml:space="preserve"> under Poisson sampling. Averaging over the cells you actually have,</w:t>
+      </w:r>
+    </w:p>
+    <w:p>
+      <w:pPr>
+        <w:spacing w:after="180" w:before="60"/>
+        <w:jc w:val="center"/>
+      </w:pPr>
+      <m:oMath>
+        <m:sSub>
+          <m:sSubPr/>
+          <m:e>
+            <m:r>
+              <m:t>D</m:t>
+            </m:r>
+          </m:e>
+          <m:sub>
+            <m:r>
+              <m:t>r</m:t>
+            </m:r>
+          </m:sub>
+        </m:sSub>
+        <m:d>
+          <m:dPr/>
+          <m:e>
+            <m:r>
+              <m:t>μ</m:t>
+            </m:r>
+          </m:e>
+        </m:d>
+        <m:r>
+          <m:t> = </m:t>
+        </m:r>
+        <m:f>
+          <m:num>
+            <m:r>
+              <m:t>1</m:t>
+            </m:r>
+          </m:num>
+          <m:den>
+            <m:r>
+              <m:t>n</m:t>
+            </m:r>
+          </m:den>
+        </m:f>
+        <m:nary>
+          <m:naryPr>
+            <m:chr m:val="∑"/>
+            <m:limLoc m:val="undOvr"/>
+          </m:naryPr>
+          <m:sub>
+            <m:r>
+              <m:t>j=1</m:t>
+            </m:r>
+          </m:sub>
+          <m:sup>
+            <m:r>
+              <m:t>n</m:t>
+            </m:r>
+          </m:sup>
+          <m:e>
+            <m:sSup>
+              <m:sSupPr/>
+              <m:e>
+                <m:r>
+                  <m:rPr>
+                    <m:nor/>
+                  </m:rPr>
+                  <m:t xml:space="preserve">e</m:t>
+                </m:r>
+              </m:e>
+              <m:sup>
+                <m:r>
+                  <m:t>−</m:t>
+                </m:r>
+                <m:sSub>
+                  <m:sSubPr/>
+                  <m:e>
+                    <m:r>
+                      <m:t>L</m:t>
+                    </m:r>
+                  </m:e>
+                  <m:sub>
+                    <m:r>
+                      <m:t>j</m:t>
+                    </m:r>
+                  </m:sub>
+                </m:sSub>
+                <m:r>
+                  <m:t> μ / c</m:t>
+                </m:r>
+              </m:sup>
+            </m:sSup>
+          </m:e>
+        </m:nary>
+      </m:oMath>
+    </w:p>
+    <w:p>
+      <w:pPr>
+        <w:spacing w:after="140" w:line="288"/>
+      </w:pPr>
+      <w:r>
+        <w:t xml:space="preserve">the </w:t>
+      </w:r>
+      <w:r>
+        <w:rPr>
+          <w:b/>
+          <w:bCs/>
+        </w:rPr>
+        <w:t xml:space="preserve">empirical Laplace transform of your library sizes</w:t>
+      </w:r>
+      <w:r>
+        <w:t xml:space="preserve">. No free parameter at all: every </w:t>
+      </w:r>
+      <m:oMath>
+        <m:sSub>
+          <m:sSubPr/>
+          <m:e>
+            <m:r>
+              <m:t>L</m:t>
+            </m:r>
+          </m:e>
+          <m:sub>
+            <m:r>
+              <m:t>j</m:t>
+            </m:r>
+          </m:sub>
+        </m:sSub>
+      </m:oMath>
+      <w:r>
+        <w:t xml:space="preserve"> is already known, so the mean–dropout relation of a dataset is fixed the moment it is loaded.</w:t>
+      </w:r>
+    </w:p>
+    <w:p>
+      <w:pPr>
+        <w:spacing w:after="140" w:line="288"/>
+      </w:pPr>
+      <w:r>
+        <w:rPr>
+          <w:b/>
+          <w:bCs/>
+        </w:rPr>
+        <w:t xml:space="preserve">Step 8 — sweep the mean and the curve appears. </w:t>
+      </w:r>
+      <w:r>
+        <w:t xml:space="preserve">Total cost: one fitted number, </w:t>
+      </w:r>
+      <m:oMath>
+        <m:r>
+          <m:t>φ</m:t>
+        </m:r>
+      </m:oMath>
+      <w:r>
+        <w:t xml:space="preserve"> = 0.152 here, from a robust regression on the gene cloud.</w:t>
+      </w:r>
+    </w:p>
+    <w:p>
+      <w:pPr>
+        <w:spacing w:after="140" w:line="288"/>
+      </w:pPr>
+      <w:r>
+        <w:rPr>
+          <w:b/>
+          <w:bCs/>
+        </w:rPr>
+        <w:t xml:space="preserve">Step 9 — check it on real genes. </w:t>
+      </w:r>
+      <w:r>
+        <w:t xml:space="preserve">Predicted against observed, for four genes spanning the range:</w:t>
+      </w:r>
+    </w:p>
+    <w:tbl>
+      <w:tblPr>
+        <w:tblW w:type="dxa" w:w="9360"/>
+        <w:tblBorders>
+          <w:top w:val="single" w:color="auto" w:sz="4"/>
+          <w:left w:val="single" w:color="auto" w:sz="4"/>
+          <w:bottom w:val="single" w:color="auto" w:sz="4"/>
+          <w:right w:val="single" w:color="auto" w:sz="4"/>
+          <w:insideH w:val="single" w:color="auto" w:sz="4"/>
+          <w:insideV w:val="single" w:color="auto" w:sz="4"/>
+        </w:tblBorders>
+      </w:tblPr>
+      <w:tblGrid>
+        <w:gridCol w:w="1360"/>
+        <w:gridCol w:w="1300"/>
+        <w:gridCol w:w="1300"/>
+        <w:gridCol w:w="1800"/>
+        <w:gridCol w:w="1600"/>
+        <w:gridCol w:w="2000"/>
+      </w:tblGrid>
+      <w:tr>
+        <w:trPr>
+          <w:tblHeader/>
+        </w:trPr>
+        <w:tc>
+          <w:tcPr>
+            <w:tcW w:type="dxa" w:w="1360"/>
+            <w:shd w:fill="E4EBF4" w:color="auto" w:val="clear"/>
+            <w:tcMar>
+              <w:top w:type="dxa" w:w="70"/>
+              <w:left w:type="dxa" w:w="110"/>
+              <w:bottom w:type="dxa" w:w="70"/>
+              <w:right w:type="dxa" w:w="110"/>
+            </w:tcMar>
+          </w:tcPr>
+          <w:p>
+            <w:pPr>
+              <w:spacing w:after="0" w:line="240"/>
+              <w:jc w:val="left"/>
+            </w:pPr>
+            <w:r>
+              <w:rPr>
+                <w:b/>
+                <w:bCs/>
+                <w:sz w:val="20"/>
+                <w:szCs w:val="20"/>
+              </w:rPr>
+              <w:t xml:space="preserve">gene</w:t>
+            </w:r>
+          </w:p>
+        </w:tc>
+        <w:tc>
+          <w:tcPr>
+            <w:tcW w:type="dxa" w:w="1300"/>
+            <w:shd w:fill="E4EBF4" w:color="auto" w:val="clear"/>
+            <w:tcMar>
+              <w:top w:type="dxa" w:w="70"/>
+              <w:left w:type="dxa" w:w="110"/>
+              <w:bottom w:type="dxa" w:w="70"/>
+              <w:right w:type="dxa" w:w="110"/>
+            </w:tcMar>
+          </w:tcPr>
+          <w:p>
+            <w:pPr>
+              <w:spacing w:after="0" w:line="240"/>
+              <w:jc w:val="left"/>
+            </w:pPr>
+            <w:r>
+              <w:rPr>
+                <w:b/>
+                <w:bCs/>
+                <w:sz w:val="20"/>
+                <w:szCs w:val="20"/>
+              </w:rPr>
+              <w:t xml:space="preserve">mean</w:t>
+            </w:r>
+          </w:p>
+        </w:tc>
+        <w:tc>
+          <w:tcPr>
+            <w:tcW w:type="dxa" w:w="1300"/>
+            <w:shd w:fill="E4EBF4" w:color="auto" w:val="clear"/>
+            <w:tcMar>
+              <w:top w:type="dxa" w:w="70"/>
+              <w:left w:type="dxa" w:w="110"/>
+              <w:bottom w:type="dxa" w:w="70"/>
+              <w:right w:type="dxa" w:w="110"/>
+            </w:tcMar>
+          </w:tcPr>
+          <w:p>
+            <w:pPr>
+              <w:spacing w:after="0" w:line="240"/>
+              <w:jc w:val="left"/>
+            </w:pPr>
+            <w:r>
+              <w:rPr>
+                <w:b/>
+                <w:bCs/>
+                <w:sz w:val="20"/>
+                <w:szCs w:val="20"/>
+              </w:rPr>
+              <w:t xml:space="preserve">CV</w:t>
+            </w:r>
+          </w:p>
+        </w:tc>
+        <w:tc>
+          <w:tcPr>
+            <w:tcW w:type="dxa" w:w="1800"/>
+            <w:shd w:fill="E4EBF4" w:color="auto" w:val="clear"/>
+            <w:tcMar>
+              <w:top w:type="dxa" w:w="70"/>
+              <w:left w:type="dxa" w:w="110"/>
+              <w:bottom w:type="dxa" w:w="70"/>
+              <w:right w:type="dxa" w:w="110"/>
+            </w:tcMar>
+          </w:tcPr>
+          <w:p>
+            <w:pPr>
+              <w:spacing w:after="0" w:line="240"/>
+              <w:jc w:val="left"/>
+            </w:pPr>
+            <w:r>
+              <w:rPr>
+                <w:b/>
+                <w:bCs/>
+                <w:sz w:val="20"/>
+                <w:szCs w:val="20"/>
+              </w:rPr>
+              <w:t xml:space="preserve">predicted CV</w:t>
+            </w:r>
+          </w:p>
+        </w:tc>
+        <w:tc>
+          <w:tcPr>
+            <w:tcW w:type="dxa" w:w="1600"/>
+            <w:shd w:fill="E4EBF4" w:color="auto" w:val="clear"/>
+            <w:tcMar>
+              <w:top w:type="dxa" w:w="70"/>
+              <w:left w:type="dxa" w:w="110"/>
+              <w:bottom w:type="dxa" w:w="70"/>
+              <w:right w:type="dxa" w:w="110"/>
+            </w:tcMar>
+          </w:tcPr>
+          <w:p>
+            <w:pPr>
+              <w:spacing w:after="0" w:line="240"/>
+              <w:jc w:val="left"/>
+            </w:pPr>
+            <w:r>
+              <w:rPr>
+                <w:b/>
+                <w:bCs/>
+                <w:sz w:val="20"/>
+                <w:szCs w:val="20"/>
+              </w:rPr>
+              <w:t xml:space="preserve">dropout</w:t>
+            </w:r>
+          </w:p>
+        </w:tc>
+        <w:tc>
+          <w:tcPr>
+            <w:tcW w:type="dxa" w:w="2000"/>
+            <w:shd w:fill="E4EBF4" w:color="auto" w:val="clear"/>
+            <w:tcMar>
+              <w:top w:type="dxa" w:w="70"/>
+              <w:left w:type="dxa" w:w="110"/>
+              <w:bottom w:type="dxa" w:w="70"/>
+              <w:right w:type="dxa" w:w="110"/>
+            </w:tcMar>
+          </w:tcPr>
+          <w:p>
+            <w:pPr>
+              <w:spacing w:after="0" w:line="240"/>
+              <w:jc w:val="left"/>
+            </w:pPr>
+            <w:r>
+              <w:rPr>
+                <w:b/>
+                <w:bCs/>
+                <w:sz w:val="20"/>
+                <w:szCs w:val="20"/>
+              </w:rPr>
+              <w:t xml:space="preserve">predicted dropout</w:t>
+            </w:r>
+          </w:p>
+        </w:tc>
+      </w:tr>
+      <w:tr>
+        <w:trPr>
+          <w:tblHeader w:val="false"/>
+        </w:trPr>
+        <w:tc>
+          <w:tcPr>
+            <w:tcW w:type="dxa" w:w="1360"/>
+            <w:shd w:fill="FFFFFF" w:color="auto" w:val="clear"/>
+            <w:tcMar>
+              <w:top w:type="dxa" w:w="70"/>
+              <w:left w:type="dxa" w:w="110"/>
+              <w:bottom w:type="dxa" w:w="70"/>
+              <w:right w:type="dxa" w:w="110"/>
+            </w:tcMar>
+          </w:tcPr>
+          <w:p>
+            <w:pPr>
+              <w:spacing w:after="0" w:line="240"/>
+              <w:jc w:val="left"/>
+            </w:pPr>
+            <w:r>
+              <w:rPr>
+                <w:b w:val="false"/>
+                <w:bCs w:val="false"/>
+                <w:sz w:val="20"/>
+                <w:szCs w:val="20"/>
+              </w:rPr>
+              <w:t xml:space="preserve">Try4</w:t>
+            </w:r>
+          </w:p>
+        </w:tc>
+        <w:tc>
+          <w:tcPr>
+            <w:tcW w:type="dxa" w:w="1300"/>
+            <w:shd w:fill="FFFFFF" w:color="auto" w:val="clear"/>
+            <w:tcMar>
+              <w:top w:type="dxa" w:w="70"/>
+              <w:left w:type="dxa" w:w="110"/>
+              <w:bottom w:type="dxa" w:w="70"/>
+              <w:right w:type="dxa" w:w="110"/>
+            </w:tcMar>
+          </w:tcPr>
+          <w:p>
+            <w:pPr>
+              <w:spacing w:after="0" w:line="240"/>
+              <w:jc w:val="left"/>
+            </w:pPr>
+            <w:r>
+              <w:rPr>
+                <w:b w:val="false"/>
+                <w:bCs w:val="false"/>
+                <w:sz w:val="20"/>
+                <w:szCs w:val="20"/>
+              </w:rPr>
+              <w:t xml:space="preserve">0.206</w:t>
+            </w:r>
+          </w:p>
+        </w:tc>
+        <w:tc>
+          <w:tcPr>
+            <w:tcW w:type="dxa" w:w="1300"/>
+            <w:shd w:fill="FFFFFF" w:color="auto" w:val="clear"/>
+            <w:tcMar>
+              <w:top w:type="dxa" w:w="70"/>
+              <w:left w:type="dxa" w:w="110"/>
+              <w:bottom w:type="dxa" w:w="70"/>
+              <w:right w:type="dxa" w:w="110"/>
+            </w:tcMar>
+          </w:tcPr>
+          <w:p>
+            <w:pPr>
+              <w:spacing w:after="0" w:line="240"/>
+              <w:jc w:val="left"/>
+            </w:pPr>
+            <w:r>
+              <w:rPr>
+                <w:b w:val="false"/>
+                <w:bCs w:val="false"/>
+                <w:sz w:val="20"/>
+                <w:szCs w:val="20"/>
+              </w:rPr>
+              <w:t xml:space="preserve">3.295</w:t>
+            </w:r>
+          </w:p>
+        </w:tc>
+        <w:tc>
+          <w:tcPr>
+            <w:tcW w:type="dxa" w:w="1800"/>
+            <w:shd w:fill="FFFFFF" w:color="auto" w:val="clear"/>
+            <w:tcMar>
+              <w:top w:type="dxa" w:w="70"/>
+              <w:left w:type="dxa" w:w="110"/>
+              <w:bottom w:type="dxa" w:w="70"/>
+              <w:right w:type="dxa" w:w="110"/>
+            </w:tcMar>
+          </w:tcPr>
+          <w:p>
+            <w:pPr>
+              <w:spacing w:after="0" w:line="240"/>
+              <w:jc w:val="left"/>
+            </w:pPr>
+            <w:r>
+              <w:rPr>
+                <w:b w:val="false"/>
+                <w:bCs w:val="false"/>
+                <w:sz w:val="20"/>
+                <w:szCs w:val="20"/>
+              </w:rPr>
+              <w:t xml:space="preserve">3.138</w:t>
+            </w:r>
+          </w:p>
+        </w:tc>
+        <w:tc>
+          <w:tcPr>
+            <w:tcW w:type="dxa" w:w="1600"/>
+            <w:shd w:fill="FFFFFF" w:color="auto" w:val="clear"/>
+            <w:tcMar>
+              <w:top w:type="dxa" w:w="70"/>
+              <w:left w:type="dxa" w:w="110"/>
+              <w:bottom w:type="dxa" w:w="70"/>
+              <w:right w:type="dxa" w:w="110"/>
+            </w:tcMar>
+          </w:tcPr>
+          <w:p>
+            <w:pPr>
+              <w:spacing w:after="0" w:line="240"/>
+              <w:jc w:val="left"/>
+            </w:pPr>
+            <w:r>
+              <w:rPr>
+                <w:b w:val="false"/>
+                <w:bCs w:val="false"/>
+                <w:sz w:val="20"/>
+                <w:szCs w:val="20"/>
+              </w:rPr>
+              <w:t xml:space="preserve">0.886</w:t>
+            </w:r>
+          </w:p>
+        </w:tc>
+        <w:tc>
+          <w:tcPr>
+            <w:tcW w:type="dxa" w:w="2000"/>
+            <w:shd w:fill="FFFFFF" w:color="auto" w:val="clear"/>
+            <w:tcMar>
+              <w:top w:type="dxa" w:w="70"/>
+              <w:left w:type="dxa" w:w="110"/>
+              <w:bottom w:type="dxa" w:w="70"/>
+              <w:right w:type="dxa" w:w="110"/>
+            </w:tcMar>
+          </w:tcPr>
+          <w:p>
+            <w:pPr>
+              <w:spacing w:after="0" w:line="240"/>
+              <w:jc w:val="left"/>
+            </w:pPr>
+            <w:r>
+              <w:rPr>
+                <w:b w:val="false"/>
+                <w:bCs w:val="false"/>
+                <w:sz w:val="20"/>
+                <w:szCs w:val="20"/>
+              </w:rPr>
+              <w:t xml:space="preserve">0.882</w:t>
+            </w:r>
+          </w:p>
+        </w:tc>
+      </w:tr>
+      <w:tr>
+        <w:trPr>
+          <w:tblHeader w:val="false"/>
+        </w:trPr>
+        <w:tc>
+          <w:tcPr>
+            <w:tcW w:type="dxa" w:w="1360"/>
+            <w:shd w:fill="FFFFFF" w:color="auto" w:val="clear"/>
+            <w:tcMar>
+              <w:top w:type="dxa" w:w="70"/>
+              <w:left w:type="dxa" w:w="110"/>
+              <w:bottom w:type="dxa" w:w="70"/>
+              <w:right w:type="dxa" w:w="110"/>
+            </w:tcMar>
+          </w:tcPr>
+          <w:p>
+            <w:pPr>
+              <w:spacing w:after="0" w:line="240"/>
+              <w:jc w:val="left"/>
+            </w:pPr>
+            <w:r>
+              <w:rPr>
+                <w:b w:val="false"/>
+                <w:bCs w:val="false"/>
+                <w:sz w:val="20"/>
+                <w:szCs w:val="20"/>
+              </w:rPr>
+              <w:t xml:space="preserve">Sparc</w:t>
+            </w:r>
+          </w:p>
+        </w:tc>
+        <w:tc>
+          <w:tcPr>
+            <w:tcW w:type="dxa" w:w="1300"/>
+            <w:shd w:fill="FFFFFF" w:color="auto" w:val="clear"/>
+            <w:tcMar>
+              <w:top w:type="dxa" w:w="70"/>
+              <w:left w:type="dxa" w:w="110"/>
+              <w:bottom w:type="dxa" w:w="70"/>
+              <w:right w:type="dxa" w:w="110"/>
+            </w:tcMar>
+          </w:tcPr>
+          <w:p>
+            <w:pPr>
+              <w:spacing w:after="0" w:line="240"/>
+              <w:jc w:val="left"/>
+            </w:pPr>
+            <w:r>
+              <w:rPr>
+                <w:b w:val="false"/>
+                <w:bCs w:val="false"/>
+                <w:sz w:val="20"/>
+                <w:szCs w:val="20"/>
+              </w:rPr>
+              <w:t xml:space="preserve">0.945</w:t>
+            </w:r>
+          </w:p>
+        </w:tc>
+        <w:tc>
+          <w:tcPr>
+            <w:tcW w:type="dxa" w:w="1300"/>
+            <w:shd w:fill="FFFFFF" w:color="auto" w:val="clear"/>
+            <w:tcMar>
+              <w:top w:type="dxa" w:w="70"/>
+              <w:left w:type="dxa" w:w="110"/>
+              <w:bottom w:type="dxa" w:w="70"/>
+              <w:right w:type="dxa" w:w="110"/>
+            </w:tcMar>
+          </w:tcPr>
+          <w:p>
+            <w:pPr>
+              <w:spacing w:after="0" w:line="240"/>
+              <w:jc w:val="left"/>
+            </w:pPr>
+            <w:r>
+              <w:rPr>
+                <w:b w:val="false"/>
+                <w:bCs w:val="false"/>
+                <w:sz w:val="20"/>
+                <w:szCs w:val="20"/>
+              </w:rPr>
+              <w:t xml:space="preserve">1.663</w:t>
+            </w:r>
+          </w:p>
+        </w:tc>
+        <w:tc>
+          <w:tcPr>
+            <w:tcW w:type="dxa" w:w="1800"/>
+            <w:shd w:fill="FFFFFF" w:color="auto" w:val="clear"/>
+            <w:tcMar>
+              <w:top w:type="dxa" w:w="70"/>
+              <w:left w:type="dxa" w:w="110"/>
+              <w:bottom w:type="dxa" w:w="70"/>
+              <w:right w:type="dxa" w:w="110"/>
+            </w:tcMar>
+          </w:tcPr>
+          <w:p>
+            <w:pPr>
+              <w:spacing w:after="0" w:line="240"/>
+              <w:jc w:val="left"/>
+            </w:pPr>
+            <w:r>
+              <w:rPr>
+                <w:b w:val="false"/>
+                <w:bCs w:val="false"/>
+                <w:sz w:val="20"/>
+                <w:szCs w:val="20"/>
+              </w:rPr>
+              <w:t xml:space="preserve">1.506</w:t>
+            </w:r>
+          </w:p>
+        </w:tc>
+        <w:tc>
+          <w:tcPr>
+            <w:tcW w:type="dxa" w:w="1600"/>
+            <w:shd w:fill="FFFFFF" w:color="auto" w:val="clear"/>
+            <w:tcMar>
+              <w:top w:type="dxa" w:w="70"/>
+              <w:left w:type="dxa" w:w="110"/>
+              <w:bottom w:type="dxa" w:w="70"/>
+              <w:right w:type="dxa" w:w="110"/>
+            </w:tcMar>
+          </w:tcPr>
+          <w:p>
+            <w:pPr>
+              <w:spacing w:after="0" w:line="240"/>
+              <w:jc w:val="left"/>
+            </w:pPr>
+            <w:r>
+              <w:rPr>
+                <w:b w:val="false"/>
+                <w:bCs w:val="false"/>
+                <w:sz w:val="20"/>
+                <w:szCs w:val="20"/>
+              </w:rPr>
+              <w:t xml:space="preserve">0.612</w:t>
+            </w:r>
+          </w:p>
+        </w:tc>
+        <w:tc>
+          <w:tcPr>
+            <w:tcW w:type="dxa" w:w="2000"/>
+            <w:shd w:fill="FFFFFF" w:color="auto" w:val="clear"/>
+            <w:tcMar>
+              <w:top w:type="dxa" w:w="70"/>
+              <w:left w:type="dxa" w:w="110"/>
+              <w:bottom w:type="dxa" w:w="70"/>
+              <w:right w:type="dxa" w:w="110"/>
+            </w:tcMar>
+          </w:tcPr>
+          <w:p>
+            <w:pPr>
+              <w:spacing w:after="0" w:line="240"/>
+              <w:jc w:val="left"/>
+            </w:pPr>
+            <w:r>
+              <w:rPr>
+                <w:b w:val="false"/>
+                <w:bCs w:val="false"/>
+                <w:sz w:val="20"/>
+                <w:szCs w:val="20"/>
+              </w:rPr>
+              <w:t xml:space="preserve">0.584</w:t>
+            </w:r>
+          </w:p>
+        </w:tc>
+      </w:tr>
+      <w:tr>
+        <w:trPr>
+          <w:tblHeader w:val="false"/>
+        </w:trPr>
+        <w:tc>
+          <w:tcPr>
+            <w:tcW w:type="dxa" w:w="1360"/>
+            <w:shd w:fill="FFFFFF" w:color="auto" w:val="clear"/>
+            <w:tcMar>
+              <w:top w:type="dxa" w:w="70"/>
+              <w:left w:type="dxa" w:w="110"/>
+              <w:bottom w:type="dxa" w:w="70"/>
+              <w:right w:type="dxa" w:w="110"/>
+            </w:tcMar>
+          </w:tcPr>
+          <w:p>
+            <w:pPr>
+              <w:spacing w:after="0" w:line="240"/>
+              <w:jc w:val="left"/>
+            </w:pPr>
+            <w:r>
+              <w:rPr>
+                <w:b w:val="false"/>
+                <w:bCs w:val="false"/>
+                <w:sz w:val="20"/>
+                <w:szCs w:val="20"/>
+              </w:rPr>
+              <w:t xml:space="preserve">Malat1</w:t>
+            </w:r>
+          </w:p>
+        </w:tc>
+        <w:tc>
+          <w:tcPr>
+            <w:tcW w:type="dxa" w:w="1300"/>
+            <w:shd w:fill="FFFFFF" w:color="auto" w:val="clear"/>
+            <w:tcMar>
+              <w:top w:type="dxa" w:w="70"/>
+              <w:left w:type="dxa" w:w="110"/>
+              <w:bottom w:type="dxa" w:w="70"/>
+              <w:right w:type="dxa" w:w="110"/>
+            </w:tcMar>
+          </w:tcPr>
+          <w:p>
+            <w:pPr>
+              <w:spacing w:after="0" w:line="240"/>
+              <w:jc w:val="left"/>
+            </w:pPr>
+            <w:r>
+              <w:rPr>
+                <w:b w:val="false"/>
+                <w:bCs w:val="false"/>
+                <w:sz w:val="20"/>
+                <w:szCs w:val="20"/>
+              </w:rPr>
+              <w:t xml:space="preserve">472.6</w:t>
+            </w:r>
+          </w:p>
+        </w:tc>
+        <w:tc>
+          <w:tcPr>
+            <w:tcW w:type="dxa" w:w="1300"/>
+            <w:shd w:fill="FFFFFF" w:color="auto" w:val="clear"/>
+            <w:tcMar>
+              <w:top w:type="dxa" w:w="70"/>
+              <w:left w:type="dxa" w:w="110"/>
+              <w:bottom w:type="dxa" w:w="70"/>
+              <w:right w:type="dxa" w:w="110"/>
+            </w:tcMar>
+          </w:tcPr>
+          <w:p>
+            <w:pPr>
+              <w:spacing w:after="0" w:line="240"/>
+              <w:jc w:val="left"/>
+            </w:pPr>
+            <w:r>
+              <w:rPr>
+                <w:b w:val="false"/>
+                <w:bCs w:val="false"/>
+                <w:sz w:val="20"/>
+                <w:szCs w:val="20"/>
+              </w:rPr>
+              <w:t xml:space="preserve">0.532</w:t>
+            </w:r>
+          </w:p>
+        </w:tc>
+        <w:tc>
+          <w:tcPr>
+            <w:tcW w:type="dxa" w:w="1800"/>
+            <w:shd w:fill="FFFFFF" w:color="auto" w:val="clear"/>
+            <w:tcMar>
+              <w:top w:type="dxa" w:w="70"/>
+              <w:left w:type="dxa" w:w="110"/>
+              <w:bottom w:type="dxa" w:w="70"/>
+              <w:right w:type="dxa" w:w="110"/>
+            </w:tcMar>
+          </w:tcPr>
+          <w:p>
+            <w:pPr>
+              <w:spacing w:after="0" w:line="240"/>
+              <w:jc w:val="left"/>
+            </w:pPr>
+            <w:r>
+              <w:rPr>
+                <w:b w:val="false"/>
+                <w:bCs w:val="false"/>
+                <w:sz w:val="20"/>
+                <w:szCs w:val="20"/>
+              </w:rPr>
+              <w:t xml:space="preserve">0.396</w:t>
+            </w:r>
+          </w:p>
+        </w:tc>
+        <w:tc>
+          <w:tcPr>
+            <w:tcW w:type="dxa" w:w="1600"/>
+            <w:shd w:fill="FFFFFF" w:color="auto" w:val="clear"/>
+            <w:tcMar>
+              <w:top w:type="dxa" w:w="70"/>
+              <w:left w:type="dxa" w:w="110"/>
+              <w:bottom w:type="dxa" w:w="70"/>
+              <w:right w:type="dxa" w:w="110"/>
+            </w:tcMar>
+          </w:tcPr>
+          <w:p>
+            <w:pPr>
+              <w:spacing w:after="0" w:line="240"/>
+              <w:jc w:val="left"/>
+            </w:pPr>
+            <w:r>
+              <w:rPr>
+                <w:b w:val="false"/>
+                <w:bCs w:val="false"/>
+                <w:sz w:val="20"/>
+                <w:szCs w:val="20"/>
+              </w:rPr>
+              <w:t xml:space="preserve">0.000</w:t>
+            </w:r>
+          </w:p>
+        </w:tc>
+        <w:tc>
+          <w:tcPr>
+            <w:tcW w:type="dxa" w:w="2000"/>
+            <w:shd w:fill="FFFFFF" w:color="auto" w:val="clear"/>
+            <w:tcMar>
+              <w:top w:type="dxa" w:w="70"/>
+              <w:left w:type="dxa" w:w="110"/>
+              <w:bottom w:type="dxa" w:w="70"/>
+              <w:right w:type="dxa" w:w="110"/>
+            </w:tcMar>
+          </w:tcPr>
+          <w:p>
+            <w:pPr>
+              <w:spacing w:after="0" w:line="240"/>
+              <w:jc w:val="left"/>
+            </w:pPr>
+            <w:r>
+              <w:rPr>
+                <w:b w:val="false"/>
+                <w:bCs w:val="false"/>
+                <w:sz w:val="20"/>
+                <w:szCs w:val="20"/>
+              </w:rPr>
+              <w:t xml:space="preserve">0.000</w:t>
+            </w:r>
+          </w:p>
+        </w:tc>
+      </w:tr>
+      <w:tr>
+        <w:trPr>
+          <w:tblHeader w:val="false"/>
+        </w:trPr>
+        <w:tc>
+          <w:tcPr>
+            <w:tcW w:type="dxa" w:w="1360"/>
+            <w:shd w:fill="FFFFFF" w:color="auto" w:val="clear"/>
+            <w:tcMar>
+              <w:top w:type="dxa" w:w="70"/>
+              <w:left w:type="dxa" w:w="110"/>
+              <w:bottom w:type="dxa" w:w="70"/>
+              <w:right w:type="dxa" w:w="110"/>
+            </w:tcMar>
+          </w:tcPr>
+          <w:p>
+            <w:pPr>
+              <w:spacing w:after="0" w:line="240"/>
+              <w:jc w:val="left"/>
+            </w:pPr>
+            <w:r>
+              <w:rPr>
+                <w:b w:val="false"/>
+                <w:bCs w:val="false"/>
+                <w:sz w:val="20"/>
+                <w:szCs w:val="20"/>
+              </w:rPr>
+              <w:t xml:space="preserve">Actb</w:t>
+            </w:r>
+          </w:p>
+        </w:tc>
+        <w:tc>
+          <w:tcPr>
+            <w:tcW w:type="dxa" w:w="1300"/>
+            <w:shd w:fill="FFFFFF" w:color="auto" w:val="clear"/>
+            <w:tcMar>
+              <w:top w:type="dxa" w:w="70"/>
+              <w:left w:type="dxa" w:w="110"/>
+              <w:bottom w:type="dxa" w:w="70"/>
+              <w:right w:type="dxa" w:w="110"/>
+            </w:tcMar>
+          </w:tcPr>
+          <w:p>
+            <w:pPr>
+              <w:spacing w:after="0" w:line="240"/>
+              <w:jc w:val="left"/>
+            </w:pPr>
+            <w:r>
+              <w:rPr>
+                <w:b w:val="false"/>
+                <w:bCs w:val="false"/>
+                <w:sz w:val="20"/>
+                <w:szCs w:val="20"/>
+              </w:rPr>
+              <w:t xml:space="preserve">18.24</w:t>
+            </w:r>
+          </w:p>
+        </w:tc>
+        <w:tc>
+          <w:tcPr>
+            <w:tcW w:type="dxa" w:w="1300"/>
+            <w:shd w:fill="FFFFFF" w:color="auto" w:val="clear"/>
+            <w:tcMar>
+              <w:top w:type="dxa" w:w="70"/>
+              <w:left w:type="dxa" w:w="110"/>
+              <w:bottom w:type="dxa" w:w="70"/>
+              <w:right w:type="dxa" w:w="110"/>
+            </w:tcMar>
+          </w:tcPr>
+          <w:p>
+            <w:pPr>
+              <w:spacing w:after="0" w:line="240"/>
+              <w:jc w:val="left"/>
+            </w:pPr>
+            <w:r>
+              <w:rPr>
+                <w:b w:val="false"/>
+                <w:bCs w:val="false"/>
+                <w:sz w:val="20"/>
+                <w:szCs w:val="20"/>
+              </w:rPr>
+              <w:t xml:space="preserve">0.895</w:t>
+            </w:r>
+          </w:p>
+        </w:tc>
+        <w:tc>
+          <w:tcPr>
+            <w:tcW w:type="dxa" w:w="1800"/>
+            <w:shd w:fill="FFFFFF" w:color="auto" w:val="clear"/>
+            <w:tcMar>
+              <w:top w:type="dxa" w:w="70"/>
+              <w:left w:type="dxa" w:w="110"/>
+              <w:bottom w:type="dxa" w:w="70"/>
+              <w:right w:type="dxa" w:w="110"/>
+            </w:tcMar>
+          </w:tcPr>
+          <w:p>
+            <w:pPr>
+              <w:spacing w:after="0" w:line="240"/>
+              <w:jc w:val="left"/>
+            </w:pPr>
+            <w:r>
+              <w:rPr>
+                <w:b w:val="false"/>
+                <w:bCs w:val="false"/>
+                <w:sz w:val="20"/>
+                <w:szCs w:val="20"/>
+              </w:rPr>
+              <w:t xml:space="preserve">0.512</w:t>
+            </w:r>
+          </w:p>
+        </w:tc>
+        <w:tc>
+          <w:tcPr>
+            <w:tcW w:type="dxa" w:w="1600"/>
+            <w:shd w:fill="FFFFFF" w:color="auto" w:val="clear"/>
+            <w:tcMar>
+              <w:top w:type="dxa" w:w="70"/>
+              <w:left w:type="dxa" w:w="110"/>
+              <w:bottom w:type="dxa" w:w="70"/>
+              <w:right w:type="dxa" w:w="110"/>
+            </w:tcMar>
+          </w:tcPr>
+          <w:p>
+            <w:pPr>
+              <w:spacing w:after="0" w:line="240"/>
+              <w:jc w:val="left"/>
+            </w:pPr>
+            <w:r>
+              <w:rPr>
+                <w:b w:val="false"/>
+                <w:bCs w:val="false"/>
+                <w:sz w:val="20"/>
+                <w:szCs w:val="20"/>
+              </w:rPr>
+              <w:t xml:space="preserve">0.009</w:t>
+            </w:r>
+          </w:p>
+        </w:tc>
+        <w:tc>
+          <w:tcPr>
+            <w:tcW w:type="dxa" w:w="2000"/>
+            <w:shd w:fill="FFFFFF" w:color="auto" w:val="clear"/>
+            <w:tcMar>
+              <w:top w:type="dxa" w:w="70"/>
+              <w:left w:type="dxa" w:w="110"/>
+              <w:bottom w:type="dxa" w:w="70"/>
+              <w:right w:type="dxa" w:w="110"/>
+            </w:tcMar>
+          </w:tcPr>
+          <w:p>
+            <w:pPr>
+              <w:spacing w:after="0" w:line="240"/>
+              <w:jc w:val="left"/>
+            </w:pPr>
+            <w:r>
+              <w:rPr>
+                <w:b w:val="false"/>
+                <w:bCs w:val="false"/>
+                <w:sz w:val="20"/>
+                <w:szCs w:val="20"/>
+              </w:rPr>
+              <w:t xml:space="preserve">0.001</w:t>
+            </w:r>
+          </w:p>
+        </w:tc>
+      </w:tr>
+    </w:tbl>
+    <w:p>
+      <w:pPr>
+        <w:spacing w:after="200"/>
+      </w:pPr>
+    </w:p>
+    <w:p>
+      <w:pPr>
+        <w:spacing w:after="140" w:line="288"/>
+      </w:pPr>
+      <w:r>
+        <w:t xml:space="preserve">Dropout is predicted to three decimals with nothing fitted. Try4 sits essentially on the curve in this sample — it is a DV gene because it moves off the curve in sample 2. Actb's observed CV, 0.895, sits well above its prediction of 0.512: that gap is real biological variability, and finding such gaps is what the method is for.</w:t>
+      </w:r>
+    </w:p>
+    <w:p>
+      <w:pPr>
+        <w:spacing w:after="140" w:line="288"/>
+      </w:pPr>
+      <w:r>
+        <w:rPr>
+          <w:b/>
+          <w:bCs/>
+        </w:rPr>
+        <w:t xml:space="preserve">What this buys you. </w:t>
+      </w:r>
+      <w:r>
+        <w:t xml:space="preserve">The spline asks the 9,654 genes where the curve should go; the analytic form asks the count model, and the genes contribute only one scalar. So the reference cannot be dragged around by the very genes being measured, it is defined at every mean rather than only where genes happen to sit, and it cannot leave the feasible region the way the fitted spline does when its dropout coordinate goes negative.</w:t>
       </w:r>
     </w:p>
     <w:p>
